--- a/NOTEBOOKS/Actividad Notebook 01 – Introducción a Python.docx
+++ b/NOTEBOOKS/Actividad Notebook 01 – Introducción a Python.docx
@@ -99,8 +99,11 @@
         <w:ind w:left="0"/>
       </w:pPr>
       <w:r>
-        <w:pict w14:anchorId="08C7A8AD">
-          <v:rect id="_x0000_i1026" style="width:0;height:1.5pt" o:hrstd="t" o:hr="t" fillcolor="#a0a0a0" stroked="f"/>
+        <w:rPr>
+          <w:noProof/>
+        </w:rPr>
+        <w:pict w14:anchorId="52A1CD05">
+          <v:rect id="_x0000_i1027" alt="" style="width:468pt;height:.05pt;mso-width-percent:0;mso-height-percent:0;mso-width-percent:0;mso-height-percent:0" o:hrstd="t" o:hr="t" fillcolor="#a0a0a0" stroked="f"/>
         </w:pict>
       </w:r>
     </w:p>
@@ -154,6 +157,15 @@
       </w:r>
       <w:r>
         <w:rPr>
+          <w:b/>
+          <w:bCs/>
+          <w:sz w:val="28"/>
+          <w:szCs w:val="20"/>
+        </w:rPr>
+        <w:t xml:space="preserve"> Johel Chinchilla</w:t>
+      </w:r>
+      <w:r>
+        <w:rPr>
           <w:sz w:val="28"/>
           <w:szCs w:val="20"/>
         </w:rPr>
@@ -186,6 +198,24 @@
           <w:szCs w:val="20"/>
         </w:rPr>
         <w:t>URL del Repositorio Público:</w:t>
+      </w:r>
+      <w:r>
+        <w:rPr>
+          <w:b/>
+          <w:bCs/>
+          <w:sz w:val="28"/>
+          <w:szCs w:val="20"/>
+        </w:rPr>
+        <w:t xml:space="preserve"> </w:t>
+      </w:r>
+      <w:r>
+        <w:rPr>
+          <w:b/>
+          <w:bCs/>
+          <w:sz w:val="28"/>
+          <w:szCs w:val="20"/>
+        </w:rPr>
+        <w:t>https://github.com/johelchinchilla12-creator/2026C2-G01-FUNDAMENTOS-DE-PYTHON/blob/main/NOTEBOOKS/NOTEBOOK%2001%20-%20Introducci%C3%B3n%20a%20Python.ipynb</w:t>
       </w:r>
       <w:r>
         <w:rPr>
@@ -292,11 +322,12 @@
       </w:pPr>
       <w:r>
         <w:rPr>
+          <w:noProof/>
           <w:sz w:val="24"/>
           <w:szCs w:val="18"/>
         </w:rPr>
-        <w:pict w14:anchorId="18252A81">
-          <v:rect id="_x0000_i1053" style="width:0;height:1.5pt" o:hralign="center" o:hrstd="t" o:hr="t" fillcolor="#a0a0a0" stroked="f"/>
+        <w:pict w14:anchorId="036E680E">
+          <v:rect id="_x0000_i1026" alt="" style="width:468pt;height:.05pt;mso-width-percent:0;mso-height-percent:0;mso-width-percent:0;mso-height-percent:0" o:hralign="center" o:hrstd="t" o:hr="t" fillcolor="#a0a0a0" stroked="f"/>
         </w:pict>
       </w:r>
     </w:p>
@@ -393,10 +424,66 @@
           <w:lang w:val="en-US" w:eastAsia="en-US"/>
           <w14:ligatures w14:val="none"/>
         </w:rPr>
-        <w:t xml:space="preserve">El </w:t>
-      </w:r>
-      <w:proofErr w:type="spellStart"/>
-      <w:r>
+        <w:t>El repositorio debe incluir:</w:t>
+      </w:r>
+    </w:p>
+    <w:p>
+      <w:pPr>
+        <w:numPr>
+          <w:ilvl w:val="0"/>
+          <w:numId w:val="11"/>
+        </w:numPr>
+        <w:spacing w:before="36" w:after="36" w:line="240" w:lineRule="auto"/>
+        <w:rPr>
+          <w:rFonts w:asciiTheme="minorHAnsi" w:eastAsia="Times New Roman" w:hAnsiTheme="minorHAnsi" w:cs="Times New Roman"/>
+          <w:color w:val="auto"/>
+          <w:kern w:val="0"/>
+          <w:sz w:val="24"/>
+          <w:lang w:val="es-CR" w:eastAsia="en-US"/>
+          <w14:ligatures w14:val="none"/>
+        </w:rPr>
+      </w:pPr>
+      <w:r>
+        <w:rPr>
+          <w:rFonts w:asciiTheme="minorHAnsi" w:eastAsia="Times New Roman" w:hAnsiTheme="minorHAnsi" w:cs="Times New Roman"/>
+          <w:color w:val="auto"/>
+          <w:kern w:val="0"/>
+          <w:sz w:val="24"/>
+          <w:lang w:val="es-CR" w:eastAsia="en-US"/>
+          <w14:ligatures w14:val="none"/>
+        </w:rPr>
+        <w:t xml:space="preserve">Archivo </w:t>
+      </w:r>
+      <w:r>
+        <w:rPr>
+          <w:rFonts w:ascii="Consolas" w:eastAsia="Times New Roman" w:hAnsi="Consolas" w:cs="Times New Roman"/>
+          <w:color w:val="auto"/>
+          <w:kern w:val="0"/>
+          <w:sz w:val="22"/>
+          <w:lang w:val="es-CR" w:eastAsia="en-US"/>
+          <w14:ligatures w14:val="none"/>
+        </w:rPr>
+        <w:t>.ipynb</w:t>
+      </w:r>
+      <w:r>
+        <w:rPr>
+          <w:rFonts w:asciiTheme="minorHAnsi" w:eastAsia="Times New Roman" w:hAnsiTheme="minorHAnsi" w:cs="Times New Roman"/>
+          <w:color w:val="auto"/>
+          <w:kern w:val="0"/>
+          <w:sz w:val="24"/>
+          <w:lang w:val="es-CR" w:eastAsia="en-US"/>
+          <w14:ligatures w14:val="none"/>
+        </w:rPr>
+        <w:t xml:space="preserve"> del notebook completado.</w:t>
+      </w:r>
+    </w:p>
+    <w:p>
+      <w:pPr>
+        <w:numPr>
+          <w:ilvl w:val="0"/>
+          <w:numId w:val="11"/>
+        </w:numPr>
+        <w:spacing w:before="36" w:after="36" w:line="240" w:lineRule="auto"/>
         <w:rPr>
           <w:rFonts w:asciiTheme="minorHAnsi" w:eastAsia="Times New Roman" w:hAnsiTheme="minorHAnsi" w:cs="Times New Roman"/>
           <w:color w:val="auto"/>
@@ -405,9 +492,7 @@
           <w:lang w:val="en-US" w:eastAsia="en-US"/>
           <w14:ligatures w14:val="none"/>
         </w:rPr>
-        <w:t>repositorio</w:t>
-      </w:r>
-      <w:proofErr w:type="spellEnd"/>
+      </w:pPr>
       <w:r>
         <w:rPr>
           <w:rFonts w:asciiTheme="minorHAnsi" w:eastAsia="Times New Roman" w:hAnsiTheme="minorHAnsi" w:cs="Times New Roman"/>
@@ -417,10 +502,41 @@
           <w:lang w:val="en-US" w:eastAsia="en-US"/>
           <w14:ligatures w14:val="none"/>
         </w:rPr>
-        <w:t xml:space="preserve"> </w:t>
-      </w:r>
-      <w:proofErr w:type="spellStart"/>
-      <w:r>
+        <w:t>Respuestas y ejercicios desarrollados.</w:t>
+      </w:r>
+    </w:p>
+    <w:p>
+      <w:pPr>
+        <w:numPr>
+          <w:ilvl w:val="0"/>
+          <w:numId w:val="11"/>
+        </w:numPr>
+        <w:spacing w:before="36" w:after="36" w:line="240" w:lineRule="auto"/>
+        <w:rPr>
+          <w:rFonts w:asciiTheme="minorHAnsi" w:eastAsia="Times New Roman" w:hAnsiTheme="minorHAnsi" w:cs="Times New Roman"/>
+          <w:color w:val="auto"/>
+          <w:kern w:val="0"/>
+          <w:sz w:val="24"/>
+          <w:lang w:val="es-CR" w:eastAsia="en-US"/>
+          <w14:ligatures w14:val="none"/>
+        </w:rPr>
+      </w:pPr>
+      <w:r>
+        <w:rPr>
+          <w:rFonts w:asciiTheme="minorHAnsi" w:eastAsia="Times New Roman" w:hAnsiTheme="minorHAnsi" w:cs="Times New Roman"/>
+          <w:color w:val="auto"/>
+          <w:kern w:val="0"/>
+          <w:sz w:val="24"/>
+          <w:lang w:val="es-CR" w:eastAsia="en-US"/>
+          <w14:ligatures w14:val="none"/>
+        </w:rPr>
+        <w:t>Evidencia de ejecución del código.</w:t>
+      </w:r>
+    </w:p>
+    <w:p>
+      <w:pPr>
+        <w:spacing w:after="200" w:line="240" w:lineRule="auto"/>
+        <w:ind w:left="0"/>
         <w:rPr>
           <w:rFonts w:asciiTheme="minorHAnsi" w:eastAsia="Times New Roman" w:hAnsiTheme="minorHAnsi" w:cs="Times New Roman"/>
           <w:color w:val="auto"/>
@@ -429,251 +545,18 @@
           <w:lang w:val="en-US" w:eastAsia="en-US"/>
           <w14:ligatures w14:val="none"/>
         </w:rPr>
-        <w:t>debe</w:t>
-      </w:r>
-      <w:proofErr w:type="spellEnd"/>
+      </w:pPr>
       <w:r>
         <w:rPr>
           <w:rFonts w:asciiTheme="minorHAnsi" w:eastAsia="Times New Roman" w:hAnsiTheme="minorHAnsi" w:cs="Times New Roman"/>
+          <w:noProof/>
           <w:color w:val="auto"/>
           <w:kern w:val="0"/>
           <w:sz w:val="24"/>
           <w:lang w:val="en-US" w:eastAsia="en-US"/>
-          <w14:ligatures w14:val="none"/>
-        </w:rPr>
-        <w:t xml:space="preserve"> </w:t>
-      </w:r>
-      <w:proofErr w:type="spellStart"/>
-      <w:r>
-        <w:rPr>
-          <w:rFonts w:asciiTheme="minorHAnsi" w:eastAsia="Times New Roman" w:hAnsiTheme="minorHAnsi" w:cs="Times New Roman"/>
-          <w:color w:val="auto"/>
-          <w:kern w:val="0"/>
-          <w:sz w:val="24"/>
-          <w:lang w:val="en-US" w:eastAsia="en-US"/>
-          <w14:ligatures w14:val="none"/>
-        </w:rPr>
-        <w:t>incluir</w:t>
-      </w:r>
-      <w:proofErr w:type="spellEnd"/>
-      <w:r>
-        <w:rPr>
-          <w:rFonts w:asciiTheme="minorHAnsi" w:eastAsia="Times New Roman" w:hAnsiTheme="minorHAnsi" w:cs="Times New Roman"/>
-          <w:color w:val="auto"/>
-          <w:kern w:val="0"/>
-          <w:sz w:val="24"/>
-          <w:lang w:val="en-US" w:eastAsia="en-US"/>
-          <w14:ligatures w14:val="none"/>
-        </w:rPr>
-        <w:t>:</w:t>
-      </w:r>
-    </w:p>
-    <w:p>
-      <w:pPr>
-        <w:numPr>
-          <w:ilvl w:val="0"/>
-          <w:numId w:val="11"/>
-        </w:numPr>
-        <w:spacing w:before="36" w:after="36" w:line="240" w:lineRule="auto"/>
-        <w:rPr>
-          <w:rFonts w:asciiTheme="minorHAnsi" w:eastAsia="Times New Roman" w:hAnsiTheme="minorHAnsi" w:cs="Times New Roman"/>
-          <w:color w:val="auto"/>
-          <w:kern w:val="0"/>
-          <w:sz w:val="24"/>
-          <w:lang w:val="es-CR" w:eastAsia="en-US"/>
-          <w14:ligatures w14:val="none"/>
-        </w:rPr>
-      </w:pPr>
-      <w:proofErr w:type="gramStart"/>
-      <w:r>
-        <w:rPr>
-          <w:rFonts w:asciiTheme="minorHAnsi" w:eastAsia="Times New Roman" w:hAnsiTheme="minorHAnsi" w:cs="Times New Roman"/>
-          <w:color w:val="auto"/>
-          <w:kern w:val="0"/>
-          <w:sz w:val="24"/>
-          <w:lang w:val="es-CR" w:eastAsia="en-US"/>
-          <w14:ligatures w14:val="none"/>
-        </w:rPr>
-        <w:t xml:space="preserve">Archivo </w:t>
-      </w:r>
-      <w:r>
-        <w:rPr>
-          <w:rFonts w:ascii="Consolas" w:eastAsia="Times New Roman" w:hAnsi="Consolas" w:cs="Times New Roman"/>
-          <w:color w:val="auto"/>
-          <w:kern w:val="0"/>
-          <w:sz w:val="22"/>
-          <w:lang w:val="es-CR" w:eastAsia="en-US"/>
-          <w14:ligatures w14:val="none"/>
-        </w:rPr>
-        <w:t>.</w:t>
-      </w:r>
-      <w:proofErr w:type="spellStart"/>
-      <w:r>
-        <w:rPr>
-          <w:rFonts w:ascii="Consolas" w:eastAsia="Times New Roman" w:hAnsi="Consolas" w:cs="Times New Roman"/>
-          <w:color w:val="auto"/>
-          <w:kern w:val="0"/>
-          <w:sz w:val="22"/>
-          <w:lang w:val="es-CR" w:eastAsia="en-US"/>
-          <w14:ligatures w14:val="none"/>
-        </w:rPr>
-        <w:t>ipynb</w:t>
-      </w:r>
-      <w:proofErr w:type="spellEnd"/>
-      <w:proofErr w:type="gramEnd"/>
-      <w:r>
-        <w:rPr>
-          <w:rFonts w:asciiTheme="minorHAnsi" w:eastAsia="Times New Roman" w:hAnsiTheme="minorHAnsi" w:cs="Times New Roman"/>
-          <w:color w:val="auto"/>
-          <w:kern w:val="0"/>
-          <w:sz w:val="24"/>
-          <w:lang w:val="es-CR" w:eastAsia="en-US"/>
-          <w14:ligatures w14:val="none"/>
-        </w:rPr>
-        <w:t xml:space="preserve"> del notebook completado.</w:t>
-      </w:r>
-    </w:p>
-    <w:p>
-      <w:pPr>
-        <w:numPr>
-          <w:ilvl w:val="0"/>
-          <w:numId w:val="11"/>
-        </w:numPr>
-        <w:spacing w:before="36" w:after="36" w:line="240" w:lineRule="auto"/>
-        <w:rPr>
-          <w:rFonts w:asciiTheme="minorHAnsi" w:eastAsia="Times New Roman" w:hAnsiTheme="minorHAnsi" w:cs="Times New Roman"/>
-          <w:color w:val="auto"/>
-          <w:kern w:val="0"/>
-          <w:sz w:val="24"/>
-          <w:lang w:val="en-US" w:eastAsia="en-US"/>
-          <w14:ligatures w14:val="none"/>
-        </w:rPr>
-      </w:pPr>
-      <w:proofErr w:type="spellStart"/>
-      <w:r>
-        <w:rPr>
-          <w:rFonts w:asciiTheme="minorHAnsi" w:eastAsia="Times New Roman" w:hAnsiTheme="minorHAnsi" w:cs="Times New Roman"/>
-          <w:color w:val="auto"/>
-          <w:kern w:val="0"/>
-          <w:sz w:val="24"/>
-          <w:lang w:val="en-US" w:eastAsia="en-US"/>
-          <w14:ligatures w14:val="none"/>
-        </w:rPr>
-        <w:t>Respuestas</w:t>
-      </w:r>
-      <w:proofErr w:type="spellEnd"/>
-      <w:r>
-        <w:rPr>
-          <w:rFonts w:asciiTheme="minorHAnsi" w:eastAsia="Times New Roman" w:hAnsiTheme="minorHAnsi" w:cs="Times New Roman"/>
-          <w:color w:val="auto"/>
-          <w:kern w:val="0"/>
-          <w:sz w:val="24"/>
-          <w:lang w:val="en-US" w:eastAsia="en-US"/>
-          <w14:ligatures w14:val="none"/>
-        </w:rPr>
-        <w:t xml:space="preserve"> y </w:t>
-      </w:r>
-      <w:proofErr w:type="spellStart"/>
-      <w:r>
-        <w:rPr>
-          <w:rFonts w:asciiTheme="minorHAnsi" w:eastAsia="Times New Roman" w:hAnsiTheme="minorHAnsi" w:cs="Times New Roman"/>
-          <w:color w:val="auto"/>
-          <w:kern w:val="0"/>
-          <w:sz w:val="24"/>
-          <w:lang w:val="en-US" w:eastAsia="en-US"/>
-          <w14:ligatures w14:val="none"/>
-        </w:rPr>
-        <w:t>ejercicios</w:t>
-      </w:r>
-      <w:proofErr w:type="spellEnd"/>
-      <w:r>
-        <w:rPr>
-          <w:rFonts w:asciiTheme="minorHAnsi" w:eastAsia="Times New Roman" w:hAnsiTheme="minorHAnsi" w:cs="Times New Roman"/>
-          <w:color w:val="auto"/>
-          <w:kern w:val="0"/>
-          <w:sz w:val="24"/>
-          <w:lang w:val="en-US" w:eastAsia="en-US"/>
-          <w14:ligatures w14:val="none"/>
-        </w:rPr>
-        <w:t xml:space="preserve"> </w:t>
-      </w:r>
-      <w:proofErr w:type="spellStart"/>
-      <w:r>
-        <w:rPr>
-          <w:rFonts w:asciiTheme="minorHAnsi" w:eastAsia="Times New Roman" w:hAnsiTheme="minorHAnsi" w:cs="Times New Roman"/>
-          <w:color w:val="auto"/>
-          <w:kern w:val="0"/>
-          <w:sz w:val="24"/>
-          <w:lang w:val="en-US" w:eastAsia="en-US"/>
-          <w14:ligatures w14:val="none"/>
-        </w:rPr>
-        <w:t>desarrollados</w:t>
-      </w:r>
-      <w:proofErr w:type="spellEnd"/>
-      <w:r>
-        <w:rPr>
-          <w:rFonts w:asciiTheme="minorHAnsi" w:eastAsia="Times New Roman" w:hAnsiTheme="minorHAnsi" w:cs="Times New Roman"/>
-          <w:color w:val="auto"/>
-          <w:kern w:val="0"/>
-          <w:sz w:val="24"/>
-          <w:lang w:val="en-US" w:eastAsia="en-US"/>
-          <w14:ligatures w14:val="none"/>
-        </w:rPr>
-        <w:t>.</w:t>
-      </w:r>
-    </w:p>
-    <w:p>
-      <w:pPr>
-        <w:numPr>
-          <w:ilvl w:val="0"/>
-          <w:numId w:val="11"/>
-        </w:numPr>
-        <w:spacing w:before="36" w:after="36" w:line="240" w:lineRule="auto"/>
-        <w:rPr>
-          <w:rFonts w:asciiTheme="minorHAnsi" w:eastAsia="Times New Roman" w:hAnsiTheme="minorHAnsi" w:cs="Times New Roman"/>
-          <w:color w:val="auto"/>
-          <w:kern w:val="0"/>
-          <w:sz w:val="24"/>
-          <w:lang w:val="es-CR" w:eastAsia="en-US"/>
-          <w14:ligatures w14:val="none"/>
-        </w:rPr>
-      </w:pPr>
-      <w:r>
-        <w:rPr>
-          <w:rFonts w:asciiTheme="minorHAnsi" w:eastAsia="Times New Roman" w:hAnsiTheme="minorHAnsi" w:cs="Times New Roman"/>
-          <w:color w:val="auto"/>
-          <w:kern w:val="0"/>
-          <w:sz w:val="24"/>
-          <w:lang w:val="es-CR" w:eastAsia="en-US"/>
-          <w14:ligatures w14:val="none"/>
-        </w:rPr>
-        <w:t>Evidencia de ejecución del código.</w:t>
-      </w:r>
-    </w:p>
-    <w:p>
-      <w:pPr>
-        <w:spacing w:after="200" w:line="240" w:lineRule="auto"/>
-        <w:ind w:left="0"/>
-        <w:rPr>
-          <w:rFonts w:asciiTheme="minorHAnsi" w:eastAsia="Times New Roman" w:hAnsiTheme="minorHAnsi" w:cs="Times New Roman"/>
-          <w:color w:val="auto"/>
-          <w:kern w:val="0"/>
-          <w:sz w:val="24"/>
-          <w:lang w:val="en-US" w:eastAsia="en-US"/>
-          <w14:ligatures w14:val="none"/>
-        </w:rPr>
-      </w:pPr>
-      <w:r>
-        <w:rPr>
-          <w:rFonts w:asciiTheme="minorHAnsi" w:eastAsia="Times New Roman" w:hAnsiTheme="minorHAnsi" w:cs="Times New Roman"/>
-          <w:color w:val="auto"/>
-          <w:kern w:val="0"/>
-          <w:sz w:val="24"/>
-          <w:lang w:val="en-US" w:eastAsia="en-US"/>
-          <w14:ligatures w14:val="none"/>
-        </w:rPr>
-        <w:pict w14:anchorId="04B911BC">
-          <v:rect id="_x0000_i1051" style="width:0;height:1.5pt" o:hralign="center" o:hrstd="t" o:hr="t" stroked="f"/>
+        </w:rPr>
+        <w:pict w14:anchorId="28EC3F5E">
+          <v:rect id="_x0000_i1025" alt="" style="width:468pt;height:.05pt;mso-width-percent:0;mso-height-percent:0;mso-width-percent:0;mso-height-percent:0" o:hralign="center" o:hrstd="t" o:hr="t" stroked="f"/>
         </w:pict>
       </w:r>
     </w:p>
@@ -800,6 +683,7 @@
           <w:lang w:val="es-CR" w:eastAsia="en-US"/>
           <w14:ligatures w14:val="none"/>
         </w:rPr>
+        <w:lastRenderedPageBreak/>
         <w:t>Correo de entrega:</w:t>
       </w:r>
       <w:r>
@@ -888,7 +772,7 @@
   </w:p>
   <w:p>
     <w:pPr>
-      <w:pStyle w:val="Piedepgina"/>
+      <w:pStyle w:val="Footer"/>
       <w:tabs>
         <w:tab w:val="clear" w:pos="4513"/>
         <w:tab w:val="clear" w:pos="9026"/>
@@ -928,13 +812,13 @@
 <w:hdr xmlns:wpc="http://schemas.microsoft.com/office/word/2010/wordprocessingCanvas" xmlns:cx="http://schemas.microsoft.com/office/drawing/2014/chartex" xmlns:cx1="http://schemas.microsoft.com/office/drawing/2015/9/8/chartex" xmlns:cx2="http://schemas.microsoft.com/office/drawing/2015/10/21/chartex" xmlns:cx3="http://schemas.microsoft.com/office/drawing/2016/5/9/chartex" xmlns:cx4="http://schemas.microsoft.com/office/drawing/2016/5/10/chartex" xmlns:cx5="http://schemas.microsoft.com/office/drawing/2016/5/11/chartex" xmlns:cx6="http://schemas.microsoft.com/office/drawing/2016/5/12/chartex" xmlns:cx7="http://schemas.microsoft.com/office/drawing/2016/5/13/chartex" xmlns:cx8="http://schemas.microsoft.com/office/drawing/2016/5/14/chartex" xmlns:mc="http://schemas.openxmlformats.org/markup-compatibility/2006" xmlns:aink="http://schemas.microsoft.com/office/drawing/2016/ink" xmlns:am3d="http://schemas.microsoft.com/office/drawing/2017/model3d" xmlns:o="urn:schemas-microsoft-com:office:office" xmlns:oel="http://schemas.microsoft.com/office/2019/extlst" xmlns:r="http://schemas.openxmlformats.org/officeDocument/2006/relationships" xmlns:m="http://schemas.openxmlformats.org/officeDocument/2006/math" xmlns:v="urn:schemas-microsoft-com:vml" xmlns:wp14="http://schemas.microsoft.com/office/word/2010/wordprocessingDrawing" xmlns:wp="http://schemas.openxmlformats.org/drawingml/2006/wordprocessingDrawing" xmlns:w10="urn:schemas-microsoft-com:office:word" xmlns:w="http://schemas.openxmlformats.org/wordprocessingml/2006/main" xmlns:w14="http://schemas.microsoft.com/office/word/2010/wordml" xmlns:w15="http://schemas.microsoft.com/office/word/2012/wordml" xmlns:w16cex="http://schemas.microsoft.com/office/word/2018/wordml/cex" xmlns:w16cid="http://schemas.microsoft.com/office/word/2016/wordml/cid" xmlns:w16="http://schemas.microsoft.com/office/word/2018/wordml" xmlns:w16du="http://schemas.microsoft.com/office/word/2023/wordml/word16du" xmlns:w16sdtdh="http://schemas.microsoft.com/office/word/2020/wordml/sdtdatahash" xmlns:w16sdtfl="http://schemas.microsoft.com/office/word/2024/wordml/sdtformatlock" xmlns:w16se="http://schemas.microsoft.com/office/word/2015/wordml/symex" xmlns:wpg="http://schemas.microsoft.com/office/word/2010/wordprocessingGroup" xmlns:wpi="http://schemas.microsoft.com/office/word/2010/wordprocessingInk" xmlns:wne="http://schemas.microsoft.com/office/word/2006/wordml" xmlns:wps="http://schemas.microsoft.com/office/word/2010/wordprocessingShape" mc:Ignorable="w14 w15 w16se w16cid w16 w16cex w16sdtdh w16sdtfl w16du wp14">
   <w:p>
     <w:pPr>
-      <w:pStyle w:val="Encabezado"/>
+      <w:pStyle w:val="Header"/>
     </w:pPr>
     <w:r>
       <w:rPr>
         <w:noProof/>
       </w:rPr>
-      <w:pict w14:anchorId="5743F71C">
+      <w:pict w14:anchorId="66E67354">
         <v:shapetype id="_x0000_t75" coordsize="21600,21600" o:spt="75" o:preferrelative="t" path="m@4@5l@4@11@9@11@9@5xe" filled="f" stroked="f">
           <v:stroke joinstyle="miter"/>
           <v:formulas>
@@ -954,7 +838,7 @@
           <v:path o:extrusionok="f" gradientshapeok="t" o:connecttype="rect"/>
           <o:lock v:ext="edit" aspectratio="t"/>
         </v:shapetype>
-        <v:shape id="WordPictureWatermark392594016" o:spid="_x0000_s1026" type="#_x0000_t75" style="position:absolute;left:0;text-align:left;margin-left:0;margin-top:0;width:595.4pt;height:842.15pt;z-index:-251657216;mso-position-horizontal:center;mso-position-horizontal-relative:margin;mso-position-vertical:center;mso-position-vertical-relative:margin" o:allowincell="f">
+        <v:shape id="WordPictureWatermark392594016" o:spid="_x0000_s1027" type="#_x0000_t75" alt="" style="position:absolute;left:0;text-align:left;margin-left:0;margin-top:0;width:595.4pt;height:842.15pt;z-index:-251657216;mso-wrap-edited:f;mso-width-percent:0;mso-height-percent:0;mso-position-horizontal:center;mso-position-horizontal-relative:margin;mso-position-vertical:center;mso-position-vertical-relative:margin;mso-width-percent:0;mso-height-percent:0" o:allowincell="f">
           <v:imagedata r:id="rId1" o:title="Documento A4 carta de negocio corporativo moderno azul y celeste" gain="19661f" blacklevel="22938f"/>
           <w10:wrap anchorx="margin" anchory="margin"/>
         </v:shape>
@@ -968,7 +852,7 @@
 <w:hdr xmlns:wpc="http://schemas.microsoft.com/office/word/2010/wordprocessingCanvas" xmlns:cx="http://schemas.microsoft.com/office/drawing/2014/chartex" xmlns:cx1="http://schemas.microsoft.com/office/drawing/2015/9/8/chartex" xmlns:cx2="http://schemas.microsoft.com/office/drawing/2015/10/21/chartex" xmlns:cx3="http://schemas.microsoft.com/office/drawing/2016/5/9/chartex" xmlns:cx4="http://schemas.microsoft.com/office/drawing/2016/5/10/chartex" xmlns:cx5="http://schemas.microsoft.com/office/drawing/2016/5/11/chartex" xmlns:cx6="http://schemas.microsoft.com/office/drawing/2016/5/12/chartex" xmlns:cx7="http://schemas.microsoft.com/office/drawing/2016/5/13/chartex" xmlns:cx8="http://schemas.microsoft.com/office/drawing/2016/5/14/chartex" xmlns:mc="http://schemas.openxmlformats.org/markup-compatibility/2006" xmlns:aink="http://schemas.microsoft.com/office/drawing/2016/ink" xmlns:am3d="http://schemas.microsoft.com/office/drawing/2017/model3d" xmlns:o="urn:schemas-microsoft-com:office:office" xmlns:oel="http://schemas.microsoft.com/office/2019/extlst" xmlns:r="http://schemas.openxmlformats.org/officeDocument/2006/relationships" xmlns:m="http://schemas.openxmlformats.org/officeDocument/2006/math" xmlns:v="urn:schemas-microsoft-com:vml" xmlns:wp14="http://schemas.microsoft.com/office/word/2010/wordprocessingDrawing" xmlns:wp="http://schemas.openxmlformats.org/drawingml/2006/wordprocessingDrawing" xmlns:w10="urn:schemas-microsoft-com:office:word" xmlns:w="http://schemas.openxmlformats.org/wordprocessingml/2006/main" xmlns:w14="http://schemas.microsoft.com/office/word/2010/wordml" xmlns:w15="http://schemas.microsoft.com/office/word/2012/wordml" xmlns:w16cex="http://schemas.microsoft.com/office/word/2018/wordml/cex" xmlns:w16cid="http://schemas.microsoft.com/office/word/2016/wordml/cid" xmlns:w16="http://schemas.microsoft.com/office/word/2018/wordml" xmlns:w16du="http://schemas.microsoft.com/office/word/2023/wordml/word16du" xmlns:w16sdtdh="http://schemas.microsoft.com/office/word/2020/wordml/sdtdatahash" xmlns:w16sdtfl="http://schemas.microsoft.com/office/word/2024/wordml/sdtformatlock" xmlns:w16se="http://schemas.microsoft.com/office/word/2015/wordml/symex" xmlns:wpg="http://schemas.microsoft.com/office/word/2010/wordprocessingGroup" xmlns:wpi="http://schemas.microsoft.com/office/word/2010/wordprocessingInk" xmlns:wne="http://schemas.microsoft.com/office/word/2006/wordml" xmlns:wps="http://schemas.microsoft.com/office/word/2010/wordprocessingShape" mc:Ignorable="w14 w15 w16se w16cid w16 w16cex w16sdtdh w16sdtfl w16du wp14">
   <w:p>
     <w:pPr>
-      <w:pStyle w:val="Encabezado"/>
+      <w:pStyle w:val="Header"/>
       <w:ind w:left="0"/>
       <w:rPr>
         <w:rFonts w:ascii="Agency FB" w:hAnsi="Agency FB" w:cs="Amiri"/>
@@ -997,7 +881,7 @@
         <w:color w:val="074F6A" w:themeColor="accent4" w:themeShade="80"/>
         <w:szCs w:val="36"/>
       </w:rPr>
-      <w:pict w14:anchorId="7422FFB9">
+      <w:pict w14:anchorId="39836081">
         <v:shapetype id="_x0000_t75" coordsize="21600,21600" o:spt="75" o:preferrelative="t" path="m@4@5l@4@11@9@11@9@5xe" filled="f" stroked="f">
           <v:stroke joinstyle="miter"/>
           <v:formulas>
@@ -1017,7 +901,7 @@
           <v:path o:extrusionok="f" gradientshapeok="t" o:connecttype="rect"/>
           <o:lock v:ext="edit" aspectratio="t"/>
         </v:shapetype>
-        <v:shape id="WordPictureWatermark392594017" o:spid="_x0000_s1027" type="#_x0000_t75" style="position:absolute;margin-left:0;margin-top:0;width:595.4pt;height:842.15pt;z-index:-251656192;mso-position-horizontal:center;mso-position-horizontal-relative:margin;mso-position-vertical:center;mso-position-vertical-relative:margin" o:allowincell="f">
+        <v:shape id="WordPictureWatermark392594017" o:spid="_x0000_s1026" type="#_x0000_t75" alt="" style="position:absolute;margin-left:0;margin-top:0;width:595.4pt;height:842.15pt;z-index:-251656192;mso-wrap-edited:f;mso-width-percent:0;mso-height-percent:0;mso-position-horizontal:center;mso-position-horizontal-relative:margin;mso-position-vertical:center;mso-position-vertical-relative:margin;mso-width-percent:0;mso-height-percent:0" o:allowincell="f">
           <v:imagedata r:id="rId1" o:title="Documento A4 carta de negocio corporativo moderno azul y celeste" gain="19661f" blacklevel="22938f"/>
           <w10:wrap anchorx="margin" anchory="margin"/>
         </v:shape>
@@ -1031,13 +915,13 @@
 <w:hdr xmlns:wpc="http://schemas.microsoft.com/office/word/2010/wordprocessingCanvas" xmlns:cx="http://schemas.microsoft.com/office/drawing/2014/chartex" xmlns:cx1="http://schemas.microsoft.com/office/drawing/2015/9/8/chartex" xmlns:cx2="http://schemas.microsoft.com/office/drawing/2015/10/21/chartex" xmlns:cx3="http://schemas.microsoft.com/office/drawing/2016/5/9/chartex" xmlns:cx4="http://schemas.microsoft.com/office/drawing/2016/5/10/chartex" xmlns:cx5="http://schemas.microsoft.com/office/drawing/2016/5/11/chartex" xmlns:cx6="http://schemas.microsoft.com/office/drawing/2016/5/12/chartex" xmlns:cx7="http://schemas.microsoft.com/office/drawing/2016/5/13/chartex" xmlns:cx8="http://schemas.microsoft.com/office/drawing/2016/5/14/chartex" xmlns:mc="http://schemas.openxmlformats.org/markup-compatibility/2006" xmlns:aink="http://schemas.microsoft.com/office/drawing/2016/ink" xmlns:am3d="http://schemas.microsoft.com/office/drawing/2017/model3d" xmlns:o="urn:schemas-microsoft-com:office:office" xmlns:oel="http://schemas.microsoft.com/office/2019/extlst" xmlns:r="http://schemas.openxmlformats.org/officeDocument/2006/relationships" xmlns:m="http://schemas.openxmlformats.org/officeDocument/2006/math" xmlns:v="urn:schemas-microsoft-com:vml" xmlns:wp14="http://schemas.microsoft.com/office/word/2010/wordprocessingDrawing" xmlns:wp="http://schemas.openxmlformats.org/drawingml/2006/wordprocessingDrawing" xmlns:w10="urn:schemas-microsoft-com:office:word" xmlns:w="http://schemas.openxmlformats.org/wordprocessingml/2006/main" xmlns:w14="http://schemas.microsoft.com/office/word/2010/wordml" xmlns:w15="http://schemas.microsoft.com/office/word/2012/wordml" xmlns:w16cex="http://schemas.microsoft.com/office/word/2018/wordml/cex" xmlns:w16cid="http://schemas.microsoft.com/office/word/2016/wordml/cid" xmlns:w16="http://schemas.microsoft.com/office/word/2018/wordml" xmlns:w16du="http://schemas.microsoft.com/office/word/2023/wordml/word16du" xmlns:w16sdtdh="http://schemas.microsoft.com/office/word/2020/wordml/sdtdatahash" xmlns:w16sdtfl="http://schemas.microsoft.com/office/word/2024/wordml/sdtformatlock" xmlns:w16se="http://schemas.microsoft.com/office/word/2015/wordml/symex" xmlns:wpg="http://schemas.microsoft.com/office/word/2010/wordprocessingGroup" xmlns:wpi="http://schemas.microsoft.com/office/word/2010/wordprocessingInk" xmlns:wne="http://schemas.microsoft.com/office/word/2006/wordml" xmlns:wps="http://schemas.microsoft.com/office/word/2010/wordprocessingShape" mc:Ignorable="w14 w15 w16se w16cid w16 w16cex w16sdtdh w16sdtfl w16du wp14">
   <w:p>
     <w:pPr>
-      <w:pStyle w:val="Encabezado"/>
+      <w:pStyle w:val="Header"/>
     </w:pPr>
     <w:r>
       <w:rPr>
         <w:noProof/>
       </w:rPr>
-      <w:pict w14:anchorId="662FB237">
+      <w:pict w14:anchorId="31C7BA92">
         <v:shapetype id="_x0000_t75" coordsize="21600,21600" o:spt="75" o:preferrelative="t" path="m@4@5l@4@11@9@11@9@5xe" filled="f" stroked="f">
           <v:stroke joinstyle="miter"/>
           <v:formulas>
@@ -1057,7 +941,7 @@
           <v:path o:extrusionok="f" gradientshapeok="t" o:connecttype="rect"/>
           <o:lock v:ext="edit" aspectratio="t"/>
         </v:shapetype>
-        <v:shape id="WordPictureWatermark392594015" o:spid="_x0000_s1025" type="#_x0000_t75" style="position:absolute;left:0;text-align:left;margin-left:0;margin-top:0;width:595.4pt;height:842.15pt;z-index:-251658240;mso-position-horizontal:center;mso-position-horizontal-relative:margin;mso-position-vertical:center;mso-position-vertical-relative:margin" o:allowincell="f">
+        <v:shape id="WordPictureWatermark392594015" o:spid="_x0000_s1025" type="#_x0000_t75" alt="" style="position:absolute;left:0;text-align:left;margin-left:0;margin-top:0;width:595.4pt;height:842.15pt;z-index:-251658240;mso-wrap-edited:f;mso-width-percent:0;mso-height-percent:0;mso-position-horizontal:center;mso-position-horizontal-relative:margin;mso-position-vertical:center;mso-position-vertical-relative:margin;mso-width-percent:0;mso-height-percent:0" o:allowincell="f">
           <v:imagedata r:id="rId1" o:title="Documento A4 carta de negocio corporativo moderno azul y celeste" gain="19661f" blacklevel="22938f"/>
           <w10:wrap anchorx="margin" anchory="margin"/>
         </v:shape>
@@ -1071,7 +955,7 @@
 <w:numbering xmlns:wpc="http://schemas.microsoft.com/office/word/2010/wordprocessingCanvas" xmlns:cx="http://schemas.microsoft.com/office/drawing/2014/chartex" xmlns:cx1="http://schemas.microsoft.com/office/drawing/2015/9/8/chartex" xmlns:cx2="http://schemas.microsoft.com/office/drawing/2015/10/21/chartex" xmlns:cx3="http://schemas.microsoft.com/office/drawing/2016/5/9/chartex" xmlns:cx4="http://schemas.microsoft.com/office/drawing/2016/5/10/chartex" xmlns:cx5="http://schemas.microsoft.com/office/drawing/2016/5/11/chartex" xmlns:cx6="http://schemas.microsoft.com/office/drawing/2016/5/12/chartex" xmlns:cx7="http://schemas.microsoft.com/office/drawing/2016/5/13/chartex" xmlns:cx8="http://schemas.microsoft.com/office/drawing/2016/5/14/chartex" xmlns:mc="http://schemas.openxmlformats.org/markup-compatibility/2006" xmlns:aink="http://schemas.microsoft.com/office/drawing/2016/ink" xmlns:am3d="http://schemas.microsoft.com/office/drawing/2017/model3d" xmlns:o="urn:schemas-microsoft-com:office:office" xmlns:oel="http://schemas.microsoft.com/office/2019/extlst" xmlns:r="http://schemas.openxmlformats.org/officeDocument/2006/relationships" xmlns:m="http://schemas.openxmlformats.org/officeDocument/2006/math" xmlns:v="urn:schemas-microsoft-com:vml" xmlns:wp14="http://schemas.microsoft.com/office/word/2010/wordprocessingDrawing" xmlns:wp="http://schemas.openxmlformats.org/drawingml/2006/wordprocessingDrawing" xmlns:w10="urn:schemas-microsoft-com:office:word" xmlns:w="http://schemas.openxmlformats.org/wordprocessingml/2006/main" xmlns:w14="http://schemas.microsoft.com/office/word/2010/wordml" xmlns:w15="http://schemas.microsoft.com/office/word/2012/wordml" xmlns:w16cex="http://schemas.microsoft.com/office/word/2018/wordml/cex" xmlns:w16cid="http://schemas.microsoft.com/office/word/2016/wordml/cid" xmlns:w16="http://schemas.microsoft.com/office/word/2018/wordml" xmlns:w16du="http://schemas.microsoft.com/office/word/2023/wordml/word16du" xmlns:w16sdtdh="http://schemas.microsoft.com/office/word/2020/wordml/sdtdatahash" xmlns:w16sdtfl="http://schemas.microsoft.com/office/word/2024/wordml/sdtformatlock" xmlns:w16se="http://schemas.microsoft.com/office/word/2015/wordml/symex" xmlns:wpg="http://schemas.microsoft.com/office/word/2010/wordprocessingGroup" xmlns:wpi="http://schemas.microsoft.com/office/word/2010/wordprocessingInk" xmlns:wne="http://schemas.microsoft.com/office/word/2006/wordml" xmlns:wps="http://schemas.microsoft.com/office/word/2010/wordprocessingShape" mc:Ignorable="w14 w15 w16se w16cid w16 w16cex w16sdtdh w16sdtfl w16du wp14">
   <w:numPicBullet w:numPicBulletId="0">
     <w:pict>
-      <v:rect id="_x0000_i1026" style="width:0;height:1.5pt" o:bullet="t" o:hrstd="t" o:hr="t" fillcolor="#a0a0a0" stroked="f"/>
+      <v:rect id="_x0000_i1025" style="width:0;height:1.5pt" o:bullet="t" o:hrstd="t" o:hr="t" fillcolor="#a0a0a0" stroked="f"/>
     </w:pict>
   </w:numPicBullet>
   <w:abstractNum w:abstractNumId="0" w15:restartNumberingAfterBreak="0">
@@ -2974,11 +2858,11 @@
       <w:sz w:val="36"/>
     </w:rPr>
   </w:style>
-  <w:style w:type="paragraph" w:styleId="Ttulo1">
+  <w:style w:type="paragraph" w:styleId="Heading1">
     <w:name w:val="heading 1"/>
     <w:basedOn w:val="Normal"/>
     <w:next w:val="Normal"/>
-    <w:link w:val="Ttulo1Car"/>
+    <w:link w:val="Heading1Char"/>
     <w:uiPriority w:val="9"/>
     <w:qFormat/>
     <w:rsid w:val="00E77C79"/>
@@ -2995,11 +2879,11 @@
       <w:szCs w:val="40"/>
     </w:rPr>
   </w:style>
-  <w:style w:type="paragraph" w:styleId="Ttulo3">
+  <w:style w:type="paragraph" w:styleId="Heading3">
     <w:name w:val="heading 3"/>
     <w:basedOn w:val="Normal"/>
     <w:next w:val="Normal"/>
-    <w:link w:val="Ttulo3Car"/>
+    <w:link w:val="Heading3Char"/>
     <w:uiPriority w:val="9"/>
     <w:semiHidden/>
     <w:unhideWhenUsed/>
@@ -3017,11 +2901,11 @@
       <w:sz w:val="24"/>
     </w:rPr>
   </w:style>
-  <w:style w:type="paragraph" w:styleId="Ttulo4">
+  <w:style w:type="paragraph" w:styleId="Heading4">
     <w:name w:val="heading 4"/>
     <w:basedOn w:val="Normal"/>
     <w:next w:val="Normal"/>
-    <w:link w:val="Ttulo4Car"/>
+    <w:link w:val="Heading4Char"/>
     <w:uiPriority w:val="9"/>
     <w:semiHidden/>
     <w:unhideWhenUsed/>
@@ -3040,12 +2924,13 @@
       <w:color w:val="0F4761" w:themeColor="accent1" w:themeShade="BF"/>
     </w:rPr>
   </w:style>
-  <w:style w:type="character" w:default="1" w:styleId="Fuentedeprrafopredeter">
+  <w:style w:type="character" w:default="1" w:styleId="DefaultParagraphFont">
     <w:name w:val="Default Paragraph Font"/>
     <w:uiPriority w:val="1"/>
+    <w:semiHidden/>
     <w:unhideWhenUsed/>
   </w:style>
-  <w:style w:type="table" w:default="1" w:styleId="Tablanormal">
+  <w:style w:type="table" w:default="1" w:styleId="TableNormal">
     <w:name w:val="Normal Table"/>
     <w:uiPriority w:val="99"/>
     <w:semiHidden/>
@@ -3060,7 +2945,7 @@
       </w:tblCellMar>
     </w:tblPr>
   </w:style>
-  <w:style w:type="numbering" w:default="1" w:styleId="Sinlista">
+  <w:style w:type="numbering" w:default="1" w:styleId="NoList">
     <w:name w:val="No List"/>
     <w:uiPriority w:val="99"/>
     <w:semiHidden/>
@@ -3080,7 +2965,7 @@
       </w:tblCellMar>
     </w:tblPr>
   </w:style>
-  <w:style w:type="paragraph" w:styleId="Prrafodelista">
+  <w:style w:type="paragraph" w:styleId="ListParagraph">
     <w:name w:val="List Paragraph"/>
     <w:basedOn w:val="Normal"/>
     <w:uiPriority w:val="34"/>
@@ -3091,10 +2976,10 @@
       <w:contextualSpacing/>
     </w:pPr>
   </w:style>
-  <w:style w:type="paragraph" w:styleId="Encabezado">
+  <w:style w:type="paragraph" w:styleId="Header">
     <w:name w:val="header"/>
     <w:basedOn w:val="Normal"/>
-    <w:link w:val="EncabezadoCar"/>
+    <w:link w:val="HeaderChar"/>
     <w:uiPriority w:val="99"/>
     <w:unhideWhenUsed/>
     <w:rsid w:val="00E77C79"/>
@@ -3106,10 +2991,10 @@
       <w:spacing w:line="240" w:lineRule="auto"/>
     </w:pPr>
   </w:style>
-  <w:style w:type="character" w:customStyle="1" w:styleId="EncabezadoCar">
-    <w:name w:val="Encabezado Car"/>
-    <w:basedOn w:val="Fuentedeprrafopredeter"/>
-    <w:link w:val="Encabezado"/>
+  <w:style w:type="character" w:customStyle="1" w:styleId="HeaderChar">
+    <w:name w:val="Header Char"/>
+    <w:basedOn w:val="DefaultParagraphFont"/>
+    <w:link w:val="Header"/>
     <w:uiPriority w:val="99"/>
     <w:rsid w:val="00E77C79"/>
     <w:rPr>
@@ -3118,10 +3003,10 @@
       <w:sz w:val="36"/>
     </w:rPr>
   </w:style>
-  <w:style w:type="paragraph" w:styleId="Piedepgina">
+  <w:style w:type="paragraph" w:styleId="Footer">
     <w:name w:val="footer"/>
     <w:basedOn w:val="Normal"/>
-    <w:link w:val="PiedepginaCar"/>
+    <w:link w:val="FooterChar"/>
     <w:uiPriority w:val="99"/>
     <w:unhideWhenUsed/>
     <w:rsid w:val="00E77C79"/>
@@ -3133,10 +3018,10 @@
       <w:spacing w:line="240" w:lineRule="auto"/>
     </w:pPr>
   </w:style>
-  <w:style w:type="character" w:customStyle="1" w:styleId="PiedepginaCar">
-    <w:name w:val="Pie de página Car"/>
-    <w:basedOn w:val="Fuentedeprrafopredeter"/>
-    <w:link w:val="Piedepgina"/>
+  <w:style w:type="character" w:customStyle="1" w:styleId="FooterChar">
+    <w:name w:val="Footer Char"/>
+    <w:basedOn w:val="DefaultParagraphFont"/>
+    <w:link w:val="Footer"/>
     <w:uiPriority w:val="99"/>
     <w:rsid w:val="00E77C79"/>
     <w:rPr>
@@ -3145,10 +3030,10 @@
       <w:sz w:val="36"/>
     </w:rPr>
   </w:style>
-  <w:style w:type="character" w:customStyle="1" w:styleId="Ttulo1Car">
-    <w:name w:val="Título 1 Car"/>
-    <w:basedOn w:val="Fuentedeprrafopredeter"/>
-    <w:link w:val="Ttulo1"/>
+  <w:style w:type="character" w:customStyle="1" w:styleId="Heading1Char">
+    <w:name w:val="Heading 1 Char"/>
+    <w:basedOn w:val="DefaultParagraphFont"/>
+    <w:link w:val="Heading1"/>
     <w:uiPriority w:val="9"/>
     <w:rsid w:val="00E77C79"/>
     <w:rPr>
@@ -3158,9 +3043,9 @@
       <w:szCs w:val="40"/>
     </w:rPr>
   </w:style>
-  <w:style w:type="table" w:styleId="Tabladecuadrcula4">
+  <w:style w:type="table" w:styleId="GridTable4">
     <w:name w:val="Grid Table 4"/>
-    <w:basedOn w:val="Tablanormal"/>
+    <w:basedOn w:val="TableNormal"/>
     <w:uiPriority w:val="49"/>
     <w:rsid w:val="00A11B46"/>
     <w:pPr>
@@ -3234,9 +3119,9 @@
       </w:tcPr>
     </w:tblStylePr>
   </w:style>
-  <w:style w:type="table" w:styleId="Tablaconcuadrcula">
+  <w:style w:type="table" w:styleId="TableGrid0">
     <w:name w:val="Table Grid"/>
-    <w:basedOn w:val="Tablanormal"/>
+    <w:basedOn w:val="TableNormal"/>
     <w:uiPriority w:val="39"/>
     <w:rsid w:val="00042B35"/>
     <w:pPr>
@@ -3261,10 +3146,10 @@
       </w:tblBorders>
     </w:tblPr>
   </w:style>
-  <w:style w:type="character" w:customStyle="1" w:styleId="Ttulo3Car">
-    <w:name w:val="Título 3 Car"/>
-    <w:basedOn w:val="Fuentedeprrafopredeter"/>
-    <w:link w:val="Ttulo3"/>
+  <w:style w:type="character" w:customStyle="1" w:styleId="Heading3Char">
+    <w:name w:val="Heading 3 Char"/>
+    <w:basedOn w:val="DefaultParagraphFont"/>
+    <w:link w:val="Heading3"/>
     <w:uiPriority w:val="9"/>
     <w:semiHidden/>
     <w:rsid w:val="00771DD6"/>
@@ -3273,10 +3158,10 @@
       <w:color w:val="0A2F40" w:themeColor="accent1" w:themeShade="7F"/>
     </w:rPr>
   </w:style>
-  <w:style w:type="character" w:customStyle="1" w:styleId="Ttulo4Car">
-    <w:name w:val="Título 4 Car"/>
-    <w:basedOn w:val="Fuentedeprrafopredeter"/>
-    <w:link w:val="Ttulo4"/>
+  <w:style w:type="character" w:customStyle="1" w:styleId="Heading4Char">
+    <w:name w:val="Heading 4 Char"/>
+    <w:basedOn w:val="DefaultParagraphFont"/>
+    <w:link w:val="Heading4"/>
     <w:uiPriority w:val="9"/>
     <w:semiHidden/>
     <w:rsid w:val="00771DD6"/>

--- a/NOTEBOOKS/Actividad Notebook 01 – Introducción a Python.docx
+++ b/NOTEBOOKS/Actividad Notebook 01 – Introducción a Python.docx
@@ -102,7 +102,7 @@
         <w:rPr>
           <w:noProof/>
         </w:rPr>
-        <w:pict w14:anchorId="52A1CD05">
+        <w:pict w14:anchorId="064A6FD4">
           <v:rect id="_x0000_i1027" alt="" style="width:468pt;height:.05pt;mso-width-percent:0;mso-height-percent:0;mso-width-percent:0;mso-height-percent:0" o:hrstd="t" o:hr="t" fillcolor="#a0a0a0" stroked="f"/>
         </w:pict>
       </w:r>
@@ -215,7 +215,16 @@
           <w:sz w:val="28"/>
           <w:szCs w:val="20"/>
         </w:rPr>
-        <w:t>https://github.com/johelchinchilla12-creator/2026C2-G01-FUNDAMENTOS-DE-PYTHON/blob/main/NOTEBOOKS/NOTEBOOK%2001%20-%20Introducci%C3%B3n%20a%20Python.ipynb</w:t>
+        <w:t xml:space="preserve"> </w:t>
+      </w:r>
+      <w:r>
+        <w:rPr>
+          <w:b/>
+          <w:bCs/>
+          <w:sz w:val="28"/>
+          <w:szCs w:val="20"/>
+        </w:rPr>
+        <w:t>https://github.com/johelchinchilla12-creator/2026C2-G01-FUNDAMENTOS-DE-PYTHON/blob/main/NOTEBOOKS/NOTEBOOK%2002%20-%20Variables%20para%20el%20Analisis%20de%20Datos.ipynb</w:t>
       </w:r>
       <w:r>
         <w:rPr>
@@ -326,7 +335,7 @@
           <w:sz w:val="24"/>
           <w:szCs w:val="18"/>
         </w:rPr>
-        <w:pict w14:anchorId="036E680E">
+        <w:pict w14:anchorId="587A358F">
           <v:rect id="_x0000_i1026" alt="" style="width:468pt;height:.05pt;mso-width-percent:0;mso-height-percent:0;mso-width-percent:0;mso-height-percent:0" o:hralign="center" o:hrstd="t" o:hr="t" fillcolor="#a0a0a0" stroked="f"/>
         </w:pict>
       </w:r>
@@ -555,7 +564,7 @@
           <w:sz w:val="24"/>
           <w:lang w:val="en-US" w:eastAsia="en-US"/>
         </w:rPr>
-        <w:pict w14:anchorId="28EC3F5E">
+        <w:pict w14:anchorId="7959D3C4">
           <v:rect id="_x0000_i1025" alt="" style="width:468pt;height:.05pt;mso-width-percent:0;mso-height-percent:0;mso-width-percent:0;mso-height-percent:0" o:hralign="center" o:hrstd="t" o:hr="t" stroked="f"/>
         </w:pict>
       </w:r>
@@ -818,7 +827,7 @@
       <w:rPr>
         <w:noProof/>
       </w:rPr>
-      <w:pict w14:anchorId="66E67354">
+      <w:pict w14:anchorId="0C75C9CC">
         <v:shapetype id="_x0000_t75" coordsize="21600,21600" o:spt="75" o:preferrelative="t" path="m@4@5l@4@11@9@11@9@5xe" filled="f" stroked="f">
           <v:stroke joinstyle="miter"/>
           <v:formulas>
@@ -881,7 +890,7 @@
         <w:color w:val="074F6A" w:themeColor="accent4" w:themeShade="80"/>
         <w:szCs w:val="36"/>
       </w:rPr>
-      <w:pict w14:anchorId="39836081">
+      <w:pict w14:anchorId="6C3AB873">
         <v:shapetype id="_x0000_t75" coordsize="21600,21600" o:spt="75" o:preferrelative="t" path="m@4@5l@4@11@9@11@9@5xe" filled="f" stroked="f">
           <v:stroke joinstyle="miter"/>
           <v:formulas>
@@ -921,7 +930,7 @@
       <w:rPr>
         <w:noProof/>
       </w:rPr>
-      <w:pict w14:anchorId="31C7BA92">
+      <w:pict w14:anchorId="4B0AB299">
         <v:shapetype id="_x0000_t75" coordsize="21600,21600" o:spt="75" o:preferrelative="t" path="m@4@5l@4@11@9@11@9@5xe" filled="f" stroked="f">
           <v:stroke joinstyle="miter"/>
           <v:formulas>
